--- a/zht/docx/11.content.docx
+++ b/zht/docx/11.content.docx
@@ -136,13 +136,6 @@
         <w:rPr>
           <w:lang w:val="zh_TW" w:bidi="zh_TW"/>
         </w:rPr>
-      </w:r>
-      <w:r>
-        <w:rPr>
-          <w:i/>
-          <w:lang w:val="zh_TW" w:bidi="zh_TW"/>
-        </w:rPr>
-        <w:t>列王紀上 1:1, 列王紀上 1:4, 列王紀上 1:5, 列王紀上 1:6, 列王紀上 1:7, 列王紀上 1:9–10, 列王紀上 1:11–12, 列王紀上 1:13, 列王紀上 1:17, 列王紀上 1:18–19, 列王紀上 1:21, 列王紀上 1:24, 列王紀上 1:24–25, 列王紀上 1:29–30, 列王紀上 1:32–33, 列王紀上 1:39–40, 列王紀上 1:51, 列王紀上 1:53, 列王紀上 2:3, 列王紀上 2:4, 列王紀上 2:6, 列王紀上 2:7, 列王紀上 2:8, 列王紀上 2:9, 列王紀上 2:11, 列王紀上 2:15, 列王紀上 2:16, 列王紀上 2:21, 列王紀上 2:23, 列王紀上 2:25, 列王紀上 2:27, 列王紀上 2:28, 列王紀上 2:29, 列王紀上 2:30, 列王紀上 2:31, 列王紀上 2:33, 列王紀上 2:35, 列王紀上 2:36, 列王紀上 2:37, 列王紀上 2:40, 列王紀上 2:44, 列王紀上 2:46, 列王紀上 3:1, 列王紀上 3:3, 列王紀上 3:4, 列王紀上 3:5, 列王紀上 3:9, 列王紀上 3:10, 列王紀上 3:12, 列王紀上 3:13, 列王紀上 3:14, 列王紀上 3:15, 列王紀上 3:16, 列王紀上 3:20, 列王紀上 3:25, 列王紀上 3:26, 列王紀上 3:27, 列王紀上 3:28, 列王紀上 4:1, 列王紀上 4:5, 列王紀上 4:7, 列王紀上 4:20, 列王紀上 4:21, 列王紀上 4:22–23, 列王紀上 4:25, 列王紀上 4:26, 列王紀上 4:28, 列王紀上 4:29, 列王紀上 4:31, 列王紀上 4:32, 列王紀上 4:34, 列王紀上 5:1, 列王紀上 5:3, 列王紀上 5:5, 列王紀上 5:6, 列王紀上 5:7, 列王紀上 5:8, 列王紀上 5:9, 列王紀上 5:9 (#2), 列王紀上 5:11, 列王紀上 5:12, 列王紀上 5:13, 列王紀上 5:14, 列王紀上 5:16, 列王紀上 5:17, 列王紀上 6:1, 列王紀上 6:2, 列王紀上 6:4, 列王紀上 6:7, 列王紀上 6:9, 列王紀上 6:10, 列王紀上 6:13, 列王紀上 6:15, 列王紀上 6:17, 列王紀上 6:19, 列王紀上 6:22, 列王紀上 6:23, 列王紀上 6:27, 列王紀上 6:29, 列王紀上 6:31, 列王紀上 6:38, 列王紀上 7:1, 列王紀上 7:2, 列王紀上 7:6, 列王紀上 7:7, 列王紀上 7:8, 列王紀上 7:10, 列王紀上 7:12, 列王紀上 7:14, 列王紀上 7:15, 列王紀上 7:20, 列王紀上 7:25, 列王紀上 7:27, 列王紀上 7:33, 列王紀上 7:38, 列王紀上 7:40, 列王紀上 7:42, 列王紀上 7:48, 列王紀上 7:51, 列王紀上 8:1, 列王紀上 8:2, 列王紀上 8:3, 列王紀上 8:5, 列王紀上 8:6, 列王紀上 8:11, 列王紀上 8:14, 列王紀上 8:19, 列王紀上 8:22, 列王紀上 8:26, 列王紀上 8:29, 列王紀上 8:30, 列王紀上 8:32, 列王紀上 8:33, 列王紀上 8:35, 列王紀上 8:40, 列王紀上 8:41, 列王紀上 8:43, 列王紀上 8:46, 列王紀上 8:47, 列王紀上 8:48, 列王紀上 8:50, 列王紀上 8:51, 列王紀上 8:52, 列王紀上 8:53, 列王紀上 8:55, 列王紀上 8:60, 列王紀上 8:61, 列王紀上 8:62, 列王紀上 8:63, 列王紀上 8:64, 列王紀上 8:66, 列王紀上 9:2, 列王紀上 9:3, 列王紀上 9:4, 列王紀上 9:5, 列王紀上 9:7, 列王紀上 9:8, 列王紀上 9:9, 列王紀上 9:10, 列王紀上 9:11, 列王紀上 9:12, 列王紀上 9:13, 列王紀上 9:14, 列王紀上 9:15, 列王紀上 9:16, 列王紀上 9:17, 列王紀上 9:21, 列王紀上 9:22, 列王紀上 9:23, 列王紀上 9:25, 列王紀上 9:26, 列王紀上 9:28, 列王紀上 10:1, 列王紀上 10:2, 列王紀上 10:3, 列王紀上 10:5, 列王紀上 10:7, 列王紀上 10:8, 列王紀上 10:9, 列王紀上 10:10, 列王紀上 10:11, 列王紀上 10:12, 列王紀上 10:13, 列王紀上 10:14, 列王紀上 10:15, 列王紀上 10:16, 列王紀上 10:17, 列王紀上 10:18, 列王紀上 10:19, 列王紀上 10:20, 列王紀上 10:21, 列王紀上 10:22, 列王紀上 10:24, 列王紀上 10:25, 列王紀上 10:26, 列王紀上 10:27, 列王紀上 10:28, 列王紀上 10:29, 列王紀上 11:1, 列王紀上 11:2, 列王紀上 11:3, 列王紀上 11:4, 列王紀上 11:5, 列王紀上 11:6, 列王紀上 11:7, 列王紀上 11:8, 列王紀上 11:9, 列王紀上 11:10, 列王紀上 11:11, 列王紀上 11:13, 列王紀上 11:14, 列王紀上 11:15, 列王紀上 11:16, 列王紀上 11:17, 列王紀上 11:19, 列王紀上 11:20, 列王紀上 11:21, 列王紀上 11:23, 列王紀上 11:24, 列王紀上 11:25, 列王紀上 11:26, 列王紀上 11:27, 列王紀上 11:28, 列王紀上 11:29, 列王紀上 11:30, 列王紀上 11:31, 列王紀上 11:32, 列王紀上 11:34, 列王紀上 11:36, 列王紀上 11:38, 列王紀上 11:40, 列王紀上 11:42, 列王紀上 11:43, 列王紀上 12:1, 列王紀上 12:3, 列王紀上 12:4, 列王紀上 12:5, 列王紀上 12:6, 列王紀上 12:7, 列王紀上 12:8, 列王紀上 12:10, 列王紀上 12:11, 列王紀上 12:12, 列王紀上 12:13, 列王紀上 12:14, 列王紀上 12:15, 列王紀上 12:16, 列王紀上 12:17, 列王紀上 12:18, 列王紀上 12:20, 列王紀上 12:21, 列王紀上 12:22, 列王紀上 12:24, 列王紀上 12:25, 列王紀上 12:26, 列王紀上 12:27, 列王紀上 12:28, 列王紀上 12:29, 列王紀上 12:31, 列王紀上 12:32, 列王紀上 12:33, 列王紀上 13:1, 列王紀上 13:2, 列王紀上 13:3, 列王紀上 13:4, 列王紀上 13:5, 列王紀上 13:6, 列王紀上 13:7, 列王紀上 13:8, 列王紀上 13:10, 列王紀上 13:11, 列王紀上 13:12, 列王紀上 13:13, 列王紀上 13:15, 列王紀上 13:16, 列王紀上 13:17, 列王紀上 13:19, 列王紀上 13:20, 列王紀上 13:22, 列王紀上 13:23, 列王紀上 13:24, 列王紀上 13:25, 列王紀上 13:26, 列王紀上 13:28, 列王紀上 13:30, 列王紀上 13:31, 列王紀上 13:34, 列王紀上 14:1, 列王紀上 14:2, 列王紀上 14:3, 列王紀上 14:4, 列王紀上 14:5, 列王紀上 14:6, 列王紀上 14:8, 列王紀上 14:9, 列王紀上 14:10, 列王紀上 14:11, 列王紀上 14:13, 列王紀上 14:15, 列王紀上 14:16, 列王紀上 14:17, 列王紀上 14:18, 列王紀上 14:19, 列王紀上 14:20, 列王紀上 14:21, 列王紀上 14:22, 列王紀上 14:23, 列王紀上 14:24, 列王紀上 14:25, 列王紀上 14:26, 列王紀上 14:27, 列王紀上 14:28, 列王紀上 14:29, 列王紀上 14:31, 列王紀上 15:1, 列王紀上 15:2, 列王紀上 15:3, 列王紀上 15:4, 列王紀上 15:5, 列王紀上 15:6, 列王紀上 15:8, 列王紀上 15:9, 列王紀上 15:10, 列王紀上 15:11, 列王紀上 15:12, 列王紀上 15:13, 列王紀上 15:14, 列王紀上 15:15, 列王紀上 15:16, 列王紀上 15:17, 列王紀上 15:18, 列王紀上 15:19, 列王紀上 15:20, 列王紀上 15:21, 列王紀上 15:22, 列王紀上 15:23, 列王紀上 15:24, 列王紀上 15:25, 列王紀上 15:26, 列王紀上 15:27, 列王紀上 15:29, 列王紀上 15:31, 列王紀上 15:33, 列王紀上 15:34, 列王紀上 16:2, 列王紀上 16:4, 列王紀上 16:7, 列王紀上 16:9–10, 列王紀上 16:11, 列王紀上 16:15, 列王紀上 16:18, 列王紀上 16:21, 列王紀上 16:24, 列王紀上 16:28, 列王紀上 16:32, 列王紀上 16:34, 列王紀上 17:1, 列王紀上 17:4, 列王紀上 17:7, 列王紀上 17:8–10, 列王紀上 17:12, 列王紀上 17:14, 列王紀上 17:17, 列王紀上 17:21, 列王紀上 17:22–23, 列王紀上 18:1–2, 列王紀上 18:3–4, 列王紀上 18:5–6, 列王紀上 18:7–8, 列王紀上 18:9–11, 列王紀上 18:12, 列王紀上 18:14–15, 列王紀上 18:16–17, 列王紀上 18:18, 列王紀上 18:19, 列王紀上 18:21, 列王紀上 18:22–24, 列王紀上 18:26, 列王紀上 18:28, 列王紀上 18:29, 列王紀上 18:30–32, 列王紀上 18:32, 列王紀上 18:33–34, 列王紀上 18:38–39, 列王紀上 18:40, 列王紀上 18:43–44, 列王紀上 18:44, 列王紀上 18:46, 列王紀上 19:1–2, 列王紀上 19:3, 列王紀上 19:4, 列王紀上 19:5, 列王紀上 19:6, 列王紀上 19:8, 列王紀上 19:9–10, 列王紀上 19:15–16, 列王紀上 19:18, 列王紀上 19:19–20, 列王紀上 20:1–2, 列王紀上 20:4–6, 列王紀上 20:7–8, 列王紀上 20:9, 列王紀上 20:10, 列王紀上 20:11–12, 列王紀上 20:13–15, 列王紀上 20:16–17, 列王紀上 20:20–21, 列王紀上 20:22, 列王紀上 20:23, 列王紀上 20:26, 列王紀上 20:28, 列王紀上 20:29–30, 列王紀上 20:31–32, 列王紀上 20:33–34, 列王紀上 20:35–36, 列王紀上 20:37–38, 列王紀上 20:39–40, 列王紀上 20:41–43, 列王紀上 21:1–2, 列王紀上 21:2, 列王紀上 21:3, 列王紀上 21:4, 列王紀上 21:7, 列王紀上 21:10, 列王紀上 21:10 (#2), 列王紀上 21:17, 列王紀上 21:18, 列王紀上 21:19, 列王紀上 21:22, 列王紀上 21:23, 列王紀上 21:27, 列王紀上 21:29, 列王紀上 22:1, 列王紀上 22:2, 列王紀上 22:4, 列王紀上 22:6, 列王紀上 22:9, 列王紀上 22:12, 列王紀上 22:15, 列王紀上 22:17, 列王紀上 22:21–23, 列王紀上 22:26–27, 列王紀上 22:30, 列王紀上 22:34, 列王紀上 22:37, 列王紀上 22:40, 列王紀上 22:42, 列王紀上 22:43, 列王紀上 22:52</w:t>
       </w:r>
       <w:r>
         <w:rPr>

--- a/zht/docx/11.content.docx
+++ b/zht/docx/11.content.docx
@@ -123,19 +123,6 @@
           <w:lang w:val="zh_TW" w:bidi="zh_TW"/>
         </w:rPr>
         <w:t>1KI</w:t>
-      </w:r>
-      <w:r>
-        <w:rPr>
-          <w:lang w:val="zh_TW" w:bidi="zh_TW"/>
-        </w:rPr>
-      </w:r>
-    </w:p>
-    <w:p>
-      <w:pPr/>
-      <w:r>
-        <w:rPr>
-          <w:lang w:val="zh_TW" w:bidi="zh_TW"/>
-        </w:rPr>
       </w:r>
       <w:r>
         <w:rPr>

--- a/zht/docx/11.content.docx
+++ b/zht/docx/11.content.docx
@@ -19,7 +19,7 @@
         <w:rPr>
           <w:lang w:val="zh_TW" w:bidi="zh_TW"/>
         </w:rPr>
-        <w:t>Resource: 翻譯問題 (unfoldingWord)</w:t>
+        <w:t>Resource: unfoldingWord® Translation Questions</w:t>
       </w:r>
       <w:r>
         <w:rPr>
@@ -85,7 +85,7 @@
         <w:rPr>
           <w:lang w:val="zh_TW" w:bidi="zh_TW"/>
         </w:rPr>
-        <w:t>翻譯問題 (unfoldingWord)</w:t>
+        <w:t>unfoldingWord® Translation Questions</w:t>
       </w:r>
     </w:p>
     <w:p>
